--- a/1-运维服务目录/TJTY-ITSS-0101-运维服务目录管理制度.docx
+++ b/1-运维服务目录/TJTY-ITSS-0101-运维服务目录管理制度.docx
@@ -2965,6 +2965,8 @@
               <w:tab w:val="right" w:leader="dot" w:pos="8306"/>
             </w:tabs>
           </w:pPr>
+          <w:bookmarkStart w:id="64" w:name="_GoBack"/>
+          <w:bookmarkEnd w:id="64"/>
           <w:r>
             <w:fldChar w:fldCharType="begin"/>
           </w:r>
@@ -2978,7 +2980,7 @@
             <w:fldChar w:fldCharType="begin"/>
           </w:r>
           <w:r>
-            <w:instrText xml:space="preserve"> HYPERLINK \l _Toc5361 </w:instrText>
+            <w:instrText xml:space="preserve"> HYPERLINK \l _Toc9378 </w:instrText>
           </w:r>
           <w:r>
             <w:fldChar w:fldCharType="separate"/>
@@ -2997,7 +2999,7 @@
             <w:fldChar w:fldCharType="begin"/>
           </w:r>
           <w:r>
-            <w:instrText xml:space="preserve"> PAGEREF _Toc5361 \h </w:instrText>
+            <w:instrText xml:space="preserve"> PAGEREF _Toc9378 \h </w:instrText>
           </w:r>
           <w:r>
             <w:fldChar w:fldCharType="separate"/>
@@ -3023,7 +3025,7 @@
             <w:fldChar w:fldCharType="begin"/>
           </w:r>
           <w:r>
-            <w:instrText xml:space="preserve"> HYPERLINK \l _Toc9110 </w:instrText>
+            <w:instrText xml:space="preserve"> HYPERLINK \l _Toc10155 </w:instrText>
           </w:r>
           <w:r>
             <w:fldChar w:fldCharType="separate"/>
@@ -3042,7 +3044,7 @@
             <w:fldChar w:fldCharType="begin"/>
           </w:r>
           <w:r>
-            <w:instrText xml:space="preserve"> PAGEREF _Toc9110 \h </w:instrText>
+            <w:instrText xml:space="preserve"> PAGEREF _Toc10155 \h </w:instrText>
           </w:r>
           <w:r>
             <w:fldChar w:fldCharType="separate"/>
@@ -3068,7 +3070,7 @@
             <w:fldChar w:fldCharType="begin"/>
           </w:r>
           <w:r>
-            <w:instrText xml:space="preserve"> HYPERLINK \l _Toc3446 </w:instrText>
+            <w:instrText xml:space="preserve"> HYPERLINK \l _Toc32752 </w:instrText>
           </w:r>
           <w:r>
             <w:fldChar w:fldCharType="separate"/>
@@ -3087,7 +3089,7 @@
             <w:fldChar w:fldCharType="begin"/>
           </w:r>
           <w:r>
-            <w:instrText xml:space="preserve"> PAGEREF _Toc3446 \h </w:instrText>
+            <w:instrText xml:space="preserve"> PAGEREF _Toc32752 \h </w:instrText>
           </w:r>
           <w:r>
             <w:fldChar w:fldCharType="separate"/>
@@ -3113,7 +3115,7 @@
             <w:fldChar w:fldCharType="begin"/>
           </w:r>
           <w:r>
-            <w:instrText xml:space="preserve"> HYPERLINK \l _Toc14040 </w:instrText>
+            <w:instrText xml:space="preserve"> HYPERLINK \l _Toc23223 </w:instrText>
           </w:r>
           <w:r>
             <w:fldChar w:fldCharType="separate"/>
@@ -3132,7 +3134,7 @@
             <w:fldChar w:fldCharType="begin"/>
           </w:r>
           <w:r>
-            <w:instrText xml:space="preserve"> PAGEREF _Toc14040 \h </w:instrText>
+            <w:instrText xml:space="preserve"> PAGEREF _Toc23223 \h </w:instrText>
           </w:r>
           <w:r>
             <w:fldChar w:fldCharType="separate"/>
@@ -3158,7 +3160,7 @@
             <w:fldChar w:fldCharType="begin"/>
           </w:r>
           <w:r>
-            <w:instrText xml:space="preserve"> HYPERLINK \l _Toc19550 </w:instrText>
+            <w:instrText xml:space="preserve"> HYPERLINK \l _Toc18575 </w:instrText>
           </w:r>
           <w:r>
             <w:fldChar w:fldCharType="separate"/>
@@ -3177,7 +3179,7 @@
             <w:fldChar w:fldCharType="begin"/>
           </w:r>
           <w:r>
-            <w:instrText xml:space="preserve"> PAGEREF _Toc19550 \h </w:instrText>
+            <w:instrText xml:space="preserve"> PAGEREF _Toc18575 \h </w:instrText>
           </w:r>
           <w:r>
             <w:fldChar w:fldCharType="separate"/>
@@ -3203,7 +3205,7 @@
             <w:fldChar w:fldCharType="begin"/>
           </w:r>
           <w:r>
-            <w:instrText xml:space="preserve"> HYPERLINK \l _Toc17086 </w:instrText>
+            <w:instrText xml:space="preserve"> HYPERLINK \l _Toc18856 </w:instrText>
           </w:r>
           <w:r>
             <w:fldChar w:fldCharType="separate"/>
@@ -3222,7 +3224,7 @@
             <w:fldChar w:fldCharType="begin"/>
           </w:r>
           <w:r>
-            <w:instrText xml:space="preserve"> PAGEREF _Toc17086 \h </w:instrText>
+            <w:instrText xml:space="preserve"> PAGEREF _Toc18856 \h </w:instrText>
           </w:r>
           <w:r>
             <w:fldChar w:fldCharType="separate"/>
@@ -3248,7 +3250,7 @@
             <w:fldChar w:fldCharType="begin"/>
           </w:r>
           <w:r>
-            <w:instrText xml:space="preserve"> HYPERLINK \l _Toc14073 </w:instrText>
+            <w:instrText xml:space="preserve"> HYPERLINK \l _Toc22249 </w:instrText>
           </w:r>
           <w:r>
             <w:fldChar w:fldCharType="separate"/>
@@ -3267,7 +3269,7 @@
             <w:fldChar w:fldCharType="begin"/>
           </w:r>
           <w:r>
-            <w:instrText xml:space="preserve"> PAGEREF _Toc14073 \h </w:instrText>
+            <w:instrText xml:space="preserve"> PAGEREF _Toc22249 \h </w:instrText>
           </w:r>
           <w:r>
             <w:fldChar w:fldCharType="separate"/>
@@ -3293,7 +3295,7 @@
             <w:fldChar w:fldCharType="begin"/>
           </w:r>
           <w:r>
-            <w:instrText xml:space="preserve"> HYPERLINK \l _Toc8101 </w:instrText>
+            <w:instrText xml:space="preserve"> HYPERLINK \l _Toc27699 </w:instrText>
           </w:r>
           <w:r>
             <w:fldChar w:fldCharType="separate"/>
@@ -3312,7 +3314,7 @@
             <w:fldChar w:fldCharType="begin"/>
           </w:r>
           <w:r>
-            <w:instrText xml:space="preserve"> PAGEREF _Toc8101 \h </w:instrText>
+            <w:instrText xml:space="preserve"> PAGEREF _Toc27699 \h </w:instrText>
           </w:r>
           <w:r>
             <w:fldChar w:fldCharType="separate"/>
@@ -3338,7 +3340,7 @@
             <w:fldChar w:fldCharType="begin"/>
           </w:r>
           <w:r>
-            <w:instrText xml:space="preserve"> HYPERLINK \l _Toc29501 </w:instrText>
+            <w:instrText xml:space="preserve"> HYPERLINK \l _Toc26914 </w:instrText>
           </w:r>
           <w:r>
             <w:fldChar w:fldCharType="separate"/>
@@ -3348,7 +3350,7 @@
               <w:rFonts w:hint="default"/>
               <w:lang w:val="en-US" w:eastAsia="zh-CN"/>
             </w:rPr>
-            <w:t>3.6. 质量部经理</w:t>
+            <w:t>3.6. 质量部</w:t>
           </w:r>
           <w:r>
             <w:tab/>
@@ -3357,7 +3359,7 @@
             <w:fldChar w:fldCharType="begin"/>
           </w:r>
           <w:r>
-            <w:instrText xml:space="preserve"> PAGEREF _Toc29501 \h </w:instrText>
+            <w:instrText xml:space="preserve"> PAGEREF _Toc26914 \h </w:instrText>
           </w:r>
           <w:r>
             <w:fldChar w:fldCharType="separate"/>
@@ -3383,7 +3385,7 @@
             <w:fldChar w:fldCharType="begin"/>
           </w:r>
           <w:r>
-            <w:instrText xml:space="preserve"> HYPERLINK \l _Toc30351 </w:instrText>
+            <w:instrText xml:space="preserve"> HYPERLINK \l _Toc8226 </w:instrText>
           </w:r>
           <w:r>
             <w:fldChar w:fldCharType="separate"/>
@@ -3402,7 +3404,7 @@
             <w:fldChar w:fldCharType="begin"/>
           </w:r>
           <w:r>
-            <w:instrText xml:space="preserve"> PAGEREF _Toc30351 \h </w:instrText>
+            <w:instrText xml:space="preserve"> PAGEREF _Toc8226 \h </w:instrText>
           </w:r>
           <w:r>
             <w:fldChar w:fldCharType="separate"/>
@@ -3428,7 +3430,7 @@
             <w:fldChar w:fldCharType="begin"/>
           </w:r>
           <w:r>
-            <w:instrText xml:space="preserve"> HYPERLINK \l _Toc15742 </w:instrText>
+            <w:instrText xml:space="preserve"> HYPERLINK \l _Toc1321 </w:instrText>
           </w:r>
           <w:r>
             <w:fldChar w:fldCharType="separate"/>
@@ -3447,7 +3449,7 @@
             <w:fldChar w:fldCharType="begin"/>
           </w:r>
           <w:r>
-            <w:instrText xml:space="preserve"> PAGEREF _Toc15742 \h </w:instrText>
+            <w:instrText xml:space="preserve"> PAGEREF _Toc1321 \h </w:instrText>
           </w:r>
           <w:r>
             <w:fldChar w:fldCharType="separate"/>
@@ -3473,7 +3475,7 @@
             <w:fldChar w:fldCharType="begin"/>
           </w:r>
           <w:r>
-            <w:instrText xml:space="preserve"> HYPERLINK \l _Toc21617 </w:instrText>
+            <w:instrText xml:space="preserve"> HYPERLINK \l _Toc15795 </w:instrText>
           </w:r>
           <w:r>
             <w:fldChar w:fldCharType="separate"/>
@@ -3492,7 +3494,7 @@
             <w:fldChar w:fldCharType="begin"/>
           </w:r>
           <w:r>
-            <w:instrText xml:space="preserve"> PAGEREF _Toc21617 \h </w:instrText>
+            <w:instrText xml:space="preserve"> PAGEREF _Toc15795 \h </w:instrText>
           </w:r>
           <w:r>
             <w:fldChar w:fldCharType="separate"/>
@@ -3518,7 +3520,7 @@
             <w:fldChar w:fldCharType="begin"/>
           </w:r>
           <w:r>
-            <w:instrText xml:space="preserve"> HYPERLINK \l _Toc28930 </w:instrText>
+            <w:instrText xml:space="preserve"> HYPERLINK \l _Toc3112 </w:instrText>
           </w:r>
           <w:r>
             <w:fldChar w:fldCharType="separate"/>
@@ -3537,7 +3539,7 @@
             <w:fldChar w:fldCharType="begin"/>
           </w:r>
           <w:r>
-            <w:instrText xml:space="preserve"> PAGEREF _Toc28930 \h </w:instrText>
+            <w:instrText xml:space="preserve"> PAGEREF _Toc3112 \h </w:instrText>
           </w:r>
           <w:r>
             <w:fldChar w:fldCharType="separate"/>
@@ -3563,7 +3565,7 @@
             <w:fldChar w:fldCharType="begin"/>
           </w:r>
           <w:r>
-            <w:instrText xml:space="preserve"> HYPERLINK \l _Toc18684 </w:instrText>
+            <w:instrText xml:space="preserve"> HYPERLINK \l _Toc27583 </w:instrText>
           </w:r>
           <w:r>
             <w:fldChar w:fldCharType="separate"/>
@@ -3582,7 +3584,7 @@
             <w:fldChar w:fldCharType="begin"/>
           </w:r>
           <w:r>
-            <w:instrText xml:space="preserve"> PAGEREF _Toc18684 \h </w:instrText>
+            <w:instrText xml:space="preserve"> PAGEREF _Toc27583 \h </w:instrText>
           </w:r>
           <w:r>
             <w:fldChar w:fldCharType="separate"/>
@@ -3608,7 +3610,7 @@
             <w:fldChar w:fldCharType="begin"/>
           </w:r>
           <w:r>
-            <w:instrText xml:space="preserve"> HYPERLINK \l _Toc569 </w:instrText>
+            <w:instrText xml:space="preserve"> HYPERLINK \l _Toc4741 </w:instrText>
           </w:r>
           <w:r>
             <w:fldChar w:fldCharType="separate"/>
@@ -3627,7 +3629,7 @@
             <w:fldChar w:fldCharType="begin"/>
           </w:r>
           <w:r>
-            <w:instrText xml:space="preserve"> PAGEREF _Toc569 \h </w:instrText>
+            <w:instrText xml:space="preserve"> PAGEREF _Toc4741 \h </w:instrText>
           </w:r>
           <w:r>
             <w:fldChar w:fldCharType="separate"/>
@@ -3653,7 +3655,7 @@
             <w:fldChar w:fldCharType="begin"/>
           </w:r>
           <w:r>
-            <w:instrText xml:space="preserve"> HYPERLINK \l _Toc29814 </w:instrText>
+            <w:instrText xml:space="preserve"> HYPERLINK \l _Toc6721 </w:instrText>
           </w:r>
           <w:r>
             <w:fldChar w:fldCharType="separate"/>
@@ -3672,7 +3674,7 @@
             <w:fldChar w:fldCharType="begin"/>
           </w:r>
           <w:r>
-            <w:instrText xml:space="preserve"> PAGEREF _Toc29814 \h </w:instrText>
+            <w:instrText xml:space="preserve"> PAGEREF _Toc6721 \h </w:instrText>
           </w:r>
           <w:r>
             <w:fldChar w:fldCharType="separate"/>
@@ -3698,7 +3700,7 @@
             <w:fldChar w:fldCharType="begin"/>
           </w:r>
           <w:r>
-            <w:instrText xml:space="preserve"> HYPERLINK \l _Toc24469 </w:instrText>
+            <w:instrText xml:space="preserve"> HYPERLINK \l _Toc26835 </w:instrText>
           </w:r>
           <w:r>
             <w:fldChar w:fldCharType="separate"/>
@@ -3717,7 +3719,7 @@
             <w:fldChar w:fldCharType="begin"/>
           </w:r>
           <w:r>
-            <w:instrText xml:space="preserve"> PAGEREF _Toc24469 \h </w:instrText>
+            <w:instrText xml:space="preserve"> PAGEREF _Toc26835 \h </w:instrText>
           </w:r>
           <w:r>
             <w:fldChar w:fldCharType="separate"/>
@@ -3743,7 +3745,7 @@
             <w:fldChar w:fldCharType="begin"/>
           </w:r>
           <w:r>
-            <w:instrText xml:space="preserve"> HYPERLINK \l _Toc17829 </w:instrText>
+            <w:instrText xml:space="preserve"> HYPERLINK \l _Toc32249 </w:instrText>
           </w:r>
           <w:r>
             <w:fldChar w:fldCharType="separate"/>
@@ -3762,7 +3764,7 @@
             <w:fldChar w:fldCharType="begin"/>
           </w:r>
           <w:r>
-            <w:instrText xml:space="preserve"> PAGEREF _Toc17829 \h </w:instrText>
+            <w:instrText xml:space="preserve"> PAGEREF _Toc32249 \h </w:instrText>
           </w:r>
           <w:r>
             <w:fldChar w:fldCharType="separate"/>
@@ -3788,7 +3790,7 @@
             <w:fldChar w:fldCharType="begin"/>
           </w:r>
           <w:r>
-            <w:instrText xml:space="preserve"> HYPERLINK \l _Toc5728 </w:instrText>
+            <w:instrText xml:space="preserve"> HYPERLINK \l _Toc25957 </w:instrText>
           </w:r>
           <w:r>
             <w:fldChar w:fldCharType="separate"/>
@@ -3807,7 +3809,7 @@
             <w:fldChar w:fldCharType="begin"/>
           </w:r>
           <w:r>
-            <w:instrText xml:space="preserve"> PAGEREF _Toc5728 \h </w:instrText>
+            <w:instrText xml:space="preserve"> PAGEREF _Toc25957 \h </w:instrText>
           </w:r>
           <w:r>
             <w:fldChar w:fldCharType="separate"/>
@@ -3833,7 +3835,7 @@
             <w:fldChar w:fldCharType="begin"/>
           </w:r>
           <w:r>
-            <w:instrText xml:space="preserve"> HYPERLINK \l _Toc28638 </w:instrText>
+            <w:instrText xml:space="preserve"> HYPERLINK \l _Toc32314 </w:instrText>
           </w:r>
           <w:r>
             <w:fldChar w:fldCharType="separate"/>
@@ -3852,7 +3854,7 @@
             <w:fldChar w:fldCharType="begin"/>
           </w:r>
           <w:r>
-            <w:instrText xml:space="preserve"> PAGEREF _Toc28638 \h </w:instrText>
+            <w:instrText xml:space="preserve"> PAGEREF _Toc32314 \h </w:instrText>
           </w:r>
           <w:r>
             <w:fldChar w:fldCharType="separate"/>
@@ -3878,7 +3880,7 @@
             <w:fldChar w:fldCharType="begin"/>
           </w:r>
           <w:r>
-            <w:instrText xml:space="preserve"> HYPERLINK \l _Toc17152 </w:instrText>
+            <w:instrText xml:space="preserve"> HYPERLINK \l _Toc15200 </w:instrText>
           </w:r>
           <w:r>
             <w:fldChar w:fldCharType="separate"/>
@@ -3897,7 +3899,7 @@
             <w:fldChar w:fldCharType="begin"/>
           </w:r>
           <w:r>
-            <w:instrText xml:space="preserve"> PAGEREF _Toc17152 \h </w:instrText>
+            <w:instrText xml:space="preserve"> PAGEREF _Toc15200 \h </w:instrText>
           </w:r>
           <w:r>
             <w:fldChar w:fldCharType="separate"/>
@@ -3923,7 +3925,7 @@
             <w:fldChar w:fldCharType="begin"/>
           </w:r>
           <w:r>
-            <w:instrText xml:space="preserve"> HYPERLINK \l _Toc8883 </w:instrText>
+            <w:instrText xml:space="preserve"> HYPERLINK \l _Toc20012 </w:instrText>
           </w:r>
           <w:r>
             <w:fldChar w:fldCharType="separate"/>
@@ -3942,7 +3944,7 @@
             <w:fldChar w:fldCharType="begin"/>
           </w:r>
           <w:r>
-            <w:instrText xml:space="preserve"> PAGEREF _Toc8883 \h </w:instrText>
+            <w:instrText xml:space="preserve"> PAGEREF _Toc20012 \h </w:instrText>
           </w:r>
           <w:r>
             <w:fldChar w:fldCharType="separate"/>
@@ -3968,7 +3970,7 @@
             <w:fldChar w:fldCharType="begin"/>
           </w:r>
           <w:r>
-            <w:instrText xml:space="preserve"> HYPERLINK \l _Toc20611 </w:instrText>
+            <w:instrText xml:space="preserve"> HYPERLINK \l _Toc21378 </w:instrText>
           </w:r>
           <w:r>
             <w:fldChar w:fldCharType="separate"/>
@@ -3987,7 +3989,7 @@
             <w:fldChar w:fldCharType="begin"/>
           </w:r>
           <w:r>
-            <w:instrText xml:space="preserve"> PAGEREF _Toc20611 \h </w:instrText>
+            <w:instrText xml:space="preserve"> PAGEREF _Toc21378 \h </w:instrText>
           </w:r>
           <w:r>
             <w:fldChar w:fldCharType="separate"/>
@@ -4013,7 +4015,7 @@
             <w:fldChar w:fldCharType="begin"/>
           </w:r>
           <w:r>
-            <w:instrText xml:space="preserve"> HYPERLINK \l _Toc6094 </w:instrText>
+            <w:instrText xml:space="preserve"> HYPERLINK \l _Toc29952 </w:instrText>
           </w:r>
           <w:r>
             <w:fldChar w:fldCharType="separate"/>
@@ -4032,7 +4034,7 @@
             <w:fldChar w:fldCharType="begin"/>
           </w:r>
           <w:r>
-            <w:instrText xml:space="preserve"> PAGEREF _Toc6094 \h </w:instrText>
+            <w:instrText xml:space="preserve"> PAGEREF _Toc29952 \h </w:instrText>
           </w:r>
           <w:r>
             <w:fldChar w:fldCharType="separate"/>
@@ -4058,7 +4060,7 @@
             <w:fldChar w:fldCharType="begin"/>
           </w:r>
           <w:r>
-            <w:instrText xml:space="preserve"> HYPERLINK \l _Toc26987 </w:instrText>
+            <w:instrText xml:space="preserve"> HYPERLINK \l _Toc31734 </w:instrText>
           </w:r>
           <w:r>
             <w:fldChar w:fldCharType="separate"/>
@@ -4077,7 +4079,7 @@
             <w:fldChar w:fldCharType="begin"/>
           </w:r>
           <w:r>
-            <w:instrText xml:space="preserve"> PAGEREF _Toc26987 \h </w:instrText>
+            <w:instrText xml:space="preserve"> PAGEREF _Toc31734 \h </w:instrText>
           </w:r>
           <w:r>
             <w:fldChar w:fldCharType="separate"/>
@@ -4103,7 +4105,7 @@
             <w:fldChar w:fldCharType="begin"/>
           </w:r>
           <w:r>
-            <w:instrText xml:space="preserve"> HYPERLINK \l _Toc28931 </w:instrText>
+            <w:instrText xml:space="preserve"> HYPERLINK \l _Toc25837 </w:instrText>
           </w:r>
           <w:r>
             <w:fldChar w:fldCharType="separate"/>
@@ -4122,7 +4124,7 @@
             <w:fldChar w:fldCharType="begin"/>
           </w:r>
           <w:r>
-            <w:instrText xml:space="preserve"> PAGEREF _Toc28931 \h </w:instrText>
+            <w:instrText xml:space="preserve"> PAGEREF _Toc25837 \h </w:instrText>
           </w:r>
           <w:r>
             <w:fldChar w:fldCharType="separate"/>
@@ -4148,7 +4150,7 @@
             <w:fldChar w:fldCharType="begin"/>
           </w:r>
           <w:r>
-            <w:instrText xml:space="preserve"> HYPERLINK \l _Toc19484 </w:instrText>
+            <w:instrText xml:space="preserve"> HYPERLINK \l _Toc12269 </w:instrText>
           </w:r>
           <w:r>
             <w:fldChar w:fldCharType="separate"/>
@@ -4167,7 +4169,7 @@
             <w:fldChar w:fldCharType="begin"/>
           </w:r>
           <w:r>
-            <w:instrText xml:space="preserve"> PAGEREF _Toc19484 \h </w:instrText>
+            <w:instrText xml:space="preserve"> PAGEREF _Toc12269 \h </w:instrText>
           </w:r>
           <w:r>
             <w:fldChar w:fldCharType="separate"/>
@@ -4193,7 +4195,7 @@
             <w:fldChar w:fldCharType="begin"/>
           </w:r>
           <w:r>
-            <w:instrText xml:space="preserve"> HYPERLINK \l _Toc28579 </w:instrText>
+            <w:instrText xml:space="preserve"> HYPERLINK \l _Toc32496 </w:instrText>
           </w:r>
           <w:r>
             <w:fldChar w:fldCharType="separate"/>
@@ -4212,7 +4214,7 @@
             <w:fldChar w:fldCharType="begin"/>
           </w:r>
           <w:r>
-            <w:instrText xml:space="preserve"> PAGEREF _Toc28579 \h </w:instrText>
+            <w:instrText xml:space="preserve"> PAGEREF _Toc32496 \h </w:instrText>
           </w:r>
           <w:r>
             <w:fldChar w:fldCharType="separate"/>
@@ -4238,7 +4240,7 @@
             <w:fldChar w:fldCharType="begin"/>
           </w:r>
           <w:r>
-            <w:instrText xml:space="preserve"> HYPERLINK \l _Toc1867 </w:instrText>
+            <w:instrText xml:space="preserve"> HYPERLINK \l _Toc31954 </w:instrText>
           </w:r>
           <w:r>
             <w:fldChar w:fldCharType="separate"/>
@@ -4257,7 +4259,7 @@
             <w:fldChar w:fldCharType="begin"/>
           </w:r>
           <w:r>
-            <w:instrText xml:space="preserve"> PAGEREF _Toc1867 \h </w:instrText>
+            <w:instrText xml:space="preserve"> PAGEREF _Toc31954 \h </w:instrText>
           </w:r>
           <w:r>
             <w:fldChar w:fldCharType="separate"/>
@@ -4283,7 +4285,7 @@
             <w:fldChar w:fldCharType="begin"/>
           </w:r>
           <w:r>
-            <w:instrText xml:space="preserve"> HYPERLINK \l _Toc6024 </w:instrText>
+            <w:instrText xml:space="preserve"> HYPERLINK \l _Toc31316 </w:instrText>
           </w:r>
           <w:r>
             <w:fldChar w:fldCharType="separate"/>
@@ -4302,7 +4304,7 @@
             <w:fldChar w:fldCharType="begin"/>
           </w:r>
           <w:r>
-            <w:instrText xml:space="preserve"> PAGEREF _Toc6024 \h </w:instrText>
+            <w:instrText xml:space="preserve"> PAGEREF _Toc31316 \h </w:instrText>
           </w:r>
           <w:r>
             <w:fldChar w:fldCharType="separate"/>
@@ -4328,7 +4330,7 @@
             <w:fldChar w:fldCharType="begin"/>
           </w:r>
           <w:r>
-            <w:instrText xml:space="preserve"> HYPERLINK \l _Toc1895 </w:instrText>
+            <w:instrText xml:space="preserve"> HYPERLINK \l _Toc5012 </w:instrText>
           </w:r>
           <w:r>
             <w:fldChar w:fldCharType="separate"/>
@@ -4347,7 +4349,7 @@
             <w:fldChar w:fldCharType="begin"/>
           </w:r>
           <w:r>
-            <w:instrText xml:space="preserve"> PAGEREF _Toc1895 \h </w:instrText>
+            <w:instrText xml:space="preserve"> PAGEREF _Toc5012 \h </w:instrText>
           </w:r>
           <w:r>
             <w:fldChar w:fldCharType="separate"/>
@@ -4394,7 +4396,7 @@
           <w:lang w:val="en-US" w:eastAsia="zh-CN"/>
         </w:rPr>
       </w:pPr>
-      <w:bookmarkStart w:id="3" w:name="_Toc5361"/>
+      <w:bookmarkStart w:id="3" w:name="_Toc9378"/>
       <w:r>
         <w:rPr>
           <w:rFonts w:hint="default"/>
@@ -4456,7 +4458,7 @@
         </w:rPr>
       </w:pPr>
       <w:bookmarkStart w:id="4" w:name="_Toc5657"/>
-      <w:bookmarkStart w:id="5" w:name="_Toc9110"/>
+      <w:bookmarkStart w:id="5" w:name="_Toc10155"/>
       <w:r>
         <w:rPr>
           <w:rFonts w:hint="default"/>
@@ -4518,7 +4520,7 @@
         </w:rPr>
       </w:pPr>
       <w:bookmarkStart w:id="6" w:name="_Toc7940"/>
-      <w:bookmarkStart w:id="7" w:name="_Toc3446"/>
+      <w:bookmarkStart w:id="7" w:name="_Toc32752"/>
       <w:r>
         <w:rPr>
           <w:rFonts w:hint="default"/>
@@ -4551,7 +4553,7 @@
         </w:rPr>
       </w:pPr>
       <w:bookmarkStart w:id="8" w:name="_Toc7902"/>
-      <w:bookmarkStart w:id="9" w:name="_Toc14040"/>
+      <w:bookmarkStart w:id="9" w:name="_Toc23223"/>
       <w:r>
         <w:rPr>
           <w:rFonts w:hint="default"/>
@@ -4642,7 +4644,7 @@
         </w:rPr>
       </w:pPr>
       <w:bookmarkStart w:id="10" w:name="_Toc30313"/>
-      <w:bookmarkStart w:id="11" w:name="_Toc19550"/>
+      <w:bookmarkStart w:id="11" w:name="_Toc18575"/>
       <w:r>
         <w:rPr>
           <w:rFonts w:hint="default"/>
@@ -4733,7 +4735,7 @@
         </w:rPr>
       </w:pPr>
       <w:bookmarkStart w:id="12" w:name="_Toc13741"/>
-      <w:bookmarkStart w:id="13" w:name="_Toc17086"/>
+      <w:bookmarkStart w:id="13" w:name="_Toc18856"/>
       <w:r>
         <w:rPr>
           <w:rFonts w:hint="default"/>
@@ -4940,7 +4942,7 @@
         </w:rPr>
       </w:pPr>
       <w:bookmarkStart w:id="14" w:name="_Toc1188"/>
-      <w:bookmarkStart w:id="15" w:name="_Toc14073"/>
+      <w:bookmarkStart w:id="15" w:name="_Toc22249"/>
       <w:r>
         <w:rPr>
           <w:rFonts w:hint="default"/>
@@ -5031,7 +5033,7 @@
         </w:rPr>
       </w:pPr>
       <w:bookmarkStart w:id="16" w:name="_Toc5675"/>
-      <w:bookmarkStart w:id="17" w:name="_Toc8101"/>
+      <w:bookmarkStart w:id="17" w:name="_Toc27699"/>
       <w:r>
         <w:rPr>
           <w:rFonts w:hint="default"/>
@@ -5122,13 +5124,13 @@
         </w:rPr>
       </w:pPr>
       <w:bookmarkStart w:id="18" w:name="_Toc14402"/>
-      <w:bookmarkStart w:id="19" w:name="_Toc29501"/>
-      <w:r>
-        <w:rPr>
-          <w:rFonts w:hint="default"/>
-          <w:lang w:val="en-US" w:eastAsia="zh-CN"/>
-        </w:rPr>
-        <w:t>质量部经理</w:t>
+      <w:bookmarkStart w:id="19" w:name="_Toc26914"/>
+      <w:r>
+        <w:rPr>
+          <w:rFonts w:hint="default"/>
+          <w:lang w:val="en-US" w:eastAsia="zh-CN"/>
+        </w:rPr>
+        <w:t>质量部</w:t>
       </w:r>
       <w:bookmarkEnd w:id="18"/>
       <w:bookmarkEnd w:id="19"/>
@@ -5271,7 +5273,7 @@
         </w:rPr>
       </w:pPr>
       <w:bookmarkStart w:id="20" w:name="_Toc6183"/>
-      <w:bookmarkStart w:id="21" w:name="_Toc30351"/>
+      <w:bookmarkStart w:id="21" w:name="_Toc8226"/>
       <w:r>
         <w:rPr>
           <w:rFonts w:hint="default"/>
@@ -5984,7 +5986,7 @@
         </w:rPr>
       </w:pPr>
       <w:bookmarkStart w:id="22" w:name="_Toc1899"/>
-      <w:bookmarkStart w:id="23" w:name="_Toc15742"/>
+      <w:bookmarkStart w:id="23" w:name="_Toc1321"/>
       <w:r>
         <w:rPr>
           <w:rFonts w:hint="default"/>
@@ -6017,7 +6019,7 @@
         </w:rPr>
       </w:pPr>
       <w:bookmarkStart w:id="24" w:name="_Toc10357"/>
-      <w:bookmarkStart w:id="25" w:name="_Toc21617"/>
+      <w:bookmarkStart w:id="25" w:name="_Toc15795"/>
       <w:r>
         <w:rPr>
           <w:rFonts w:hint="default"/>
@@ -6117,7 +6119,7 @@
         </w:rPr>
       </w:pPr>
       <w:bookmarkStart w:id="26" w:name="_Toc26053"/>
-      <w:bookmarkStart w:id="27" w:name="_Toc28930"/>
+      <w:bookmarkStart w:id="27" w:name="_Toc3112"/>
       <w:r>
         <w:rPr>
           <w:rFonts w:hint="default"/>
@@ -6138,7 +6140,7 @@
         </w:rPr>
       </w:pPr>
       <w:bookmarkStart w:id="28" w:name="_Toc17853"/>
-      <w:bookmarkStart w:id="29" w:name="_Toc18684"/>
+      <w:bookmarkStart w:id="29" w:name="_Toc27583"/>
       <w:r>
         <w:rPr>
           <w:rFonts w:hint="default"/>
@@ -6304,7 +6306,7 @@
         </w:rPr>
       </w:pPr>
       <w:bookmarkStart w:id="30" w:name="_Toc12935"/>
-      <w:bookmarkStart w:id="31" w:name="_Toc569"/>
+      <w:bookmarkStart w:id="31" w:name="_Toc4741"/>
       <w:r>
         <w:rPr>
           <w:rFonts w:hint="default"/>
@@ -6383,7 +6385,7 @@
         </w:rPr>
       </w:pPr>
       <w:bookmarkStart w:id="32" w:name="_Toc2247"/>
-      <w:bookmarkStart w:id="33" w:name="_Toc29814"/>
+      <w:bookmarkStart w:id="33" w:name="_Toc6721"/>
       <w:r>
         <w:rPr>
           <w:rFonts w:hint="default"/>
@@ -6462,7 +6464,7 @@
         </w:rPr>
       </w:pPr>
       <w:bookmarkStart w:id="34" w:name="_Toc10271"/>
-      <w:bookmarkStart w:id="35" w:name="_Toc24469"/>
+      <w:bookmarkStart w:id="35" w:name="_Toc26835"/>
       <w:r>
         <w:rPr>
           <w:rFonts w:hint="default"/>
@@ -6744,7 +6746,7 @@
         </w:rPr>
       </w:pPr>
       <w:bookmarkStart w:id="36" w:name="_Toc15359"/>
-      <w:bookmarkStart w:id="37" w:name="_Toc17829"/>
+      <w:bookmarkStart w:id="37" w:name="_Toc32249"/>
       <w:r>
         <w:rPr>
           <w:rFonts w:hint="default"/>
@@ -7017,7 +7019,7 @@
         </w:rPr>
       </w:pPr>
       <w:bookmarkStart w:id="38" w:name="_Toc25114"/>
-      <w:bookmarkStart w:id="39" w:name="_Toc5728"/>
+      <w:bookmarkStart w:id="39" w:name="_Toc25957"/>
       <w:r>
         <w:rPr>
           <w:rFonts w:hint="default"/>
@@ -7137,7 +7139,7 @@
         </w:rPr>
       </w:pPr>
       <w:bookmarkStart w:id="40" w:name="_Toc25673"/>
-      <w:bookmarkStart w:id="41" w:name="_Toc28638"/>
+      <w:bookmarkStart w:id="41" w:name="_Toc32314"/>
       <w:r>
         <w:rPr>
           <w:rFonts w:hint="default"/>
@@ -7199,7 +7201,7 @@
         </w:rPr>
       </w:pPr>
       <w:bookmarkStart w:id="42" w:name="_Toc29482"/>
-      <w:bookmarkStart w:id="43" w:name="_Toc17152"/>
+      <w:bookmarkStart w:id="43" w:name="_Toc15200"/>
       <w:r>
         <w:rPr>
           <w:rFonts w:hint="default"/>
@@ -7465,7 +7467,7 @@
         </w:rPr>
       </w:pPr>
       <w:bookmarkStart w:id="44" w:name="_Toc28007"/>
-      <w:bookmarkStart w:id="45" w:name="_Toc8883"/>
+      <w:bookmarkStart w:id="45" w:name="_Toc20012"/>
       <w:r>
         <w:rPr>
           <w:rFonts w:hint="default"/>
@@ -7663,7 +7665,7 @@
         </w:rPr>
       </w:pPr>
       <w:bookmarkStart w:id="46" w:name="_Toc5250"/>
-      <w:bookmarkStart w:id="47" w:name="_Toc20611"/>
+      <w:bookmarkStart w:id="47" w:name="_Toc21378"/>
       <w:r>
         <w:rPr>
           <w:rFonts w:hint="default"/>
@@ -8031,7 +8033,7 @@
         </w:rPr>
       </w:pPr>
       <w:bookmarkStart w:id="48" w:name="_Toc32368"/>
-      <w:bookmarkStart w:id="49" w:name="_Toc6094"/>
+      <w:bookmarkStart w:id="49" w:name="_Toc29952"/>
       <w:r>
         <w:rPr>
           <w:rFonts w:hint="default"/>
@@ -8180,7 +8182,7 @@
         </w:rPr>
       </w:pPr>
       <w:bookmarkStart w:id="50" w:name="_Toc217"/>
-      <w:bookmarkStart w:id="51" w:name="_Toc26987"/>
+      <w:bookmarkStart w:id="51" w:name="_Toc31734"/>
       <w:r>
         <w:rPr>
           <w:rFonts w:hint="default"/>
@@ -8213,7 +8215,7 @@
         </w:rPr>
       </w:pPr>
       <w:bookmarkStart w:id="52" w:name="_Toc24369"/>
-      <w:bookmarkStart w:id="53" w:name="_Toc28931"/>
+      <w:bookmarkStart w:id="53" w:name="_Toc25837"/>
       <w:r>
         <w:rPr>
           <w:rFonts w:hint="default"/>
@@ -8275,7 +8277,7 @@
         </w:rPr>
       </w:pPr>
       <w:bookmarkStart w:id="54" w:name="_Toc24797"/>
-      <w:bookmarkStart w:id="55" w:name="_Toc19484"/>
+      <w:bookmarkStart w:id="55" w:name="_Toc12269"/>
       <w:r>
         <w:rPr>
           <w:rFonts w:hint="default"/>
@@ -8502,7 +8504,7 @@
         </w:rPr>
       </w:pPr>
       <w:bookmarkStart w:id="56" w:name="_Toc23922"/>
-      <w:bookmarkStart w:id="57" w:name="_Toc28579"/>
+      <w:bookmarkStart w:id="57" w:name="_Toc32496"/>
       <w:r>
         <w:rPr>
           <w:rFonts w:hint="default"/>
@@ -8564,7 +8566,7 @@
         </w:rPr>
       </w:pPr>
       <w:bookmarkStart w:id="58" w:name="_Toc7127"/>
-      <w:bookmarkStart w:id="59" w:name="_Toc1867"/>
+      <w:bookmarkStart w:id="59" w:name="_Toc31954"/>
       <w:r>
         <w:rPr>
           <w:rFonts w:hint="default"/>
@@ -8626,7 +8628,7 @@
         </w:rPr>
       </w:pPr>
       <w:bookmarkStart w:id="60" w:name="_Toc22892"/>
-      <w:bookmarkStart w:id="61" w:name="_Toc6024"/>
+      <w:bookmarkStart w:id="61" w:name="_Toc31316"/>
       <w:r>
         <w:rPr>
           <w:rFonts w:hint="default"/>
@@ -8665,8 +8667,6 @@
         </w:rPr>
         <w:t>公司的业务规划和计划等相关业务信息；</w:t>
       </w:r>
-      <w:bookmarkStart w:id="64" w:name="_GoBack"/>
-      <w:bookmarkEnd w:id="64"/>
     </w:p>
     <w:p>
       <w:pPr>
@@ -8893,7 +8893,7 @@
         </w:rPr>
       </w:pPr>
       <w:bookmarkStart w:id="62" w:name="_Toc14028"/>
-      <w:bookmarkStart w:id="63" w:name="_Toc1895"/>
+      <w:bookmarkStart w:id="63" w:name="_Toc5012"/>
       <w:r>
         <w:rPr>
           <w:rFonts w:hint="default"/>
